--- a/spa/docx/03.content.docx
+++ b/spa/docx/03.content.docx
@@ -11,6 +11,15 @@
         <w:pStyle w:val="Heading2"/>
       </w:pPr>
       <w:r>
+        <w:t>Resource: Notas de Estudio (Tyndale)</w:t>
+      </w:r>
+      <w:r/>
+    </w:p>
+    <w:p>
+      <w:pPr>
+        <w:pStyle w:val="Heading2"/>
+      </w:pPr>
+      <w:r>
         <w:t>License Information</w:t>
       </w:r>
       <w:r/>
@@ -21,7 +30,7 @@
         <w:rPr>
           <w:b/>
         </w:rPr>
-        <w:t>Study Notes (Tyndale)</w:t>
+        <w:t>Notas de Estudio (Tyndale)</w:t>
       </w:r>
       <w:r>
         <w:t xml:space="preserve"> (Spanish) is based on</w:t>
@@ -74,7 +83,7 @@
         <w:pStyle w:val="Heading1"/>
       </w:pPr>
       <w:r>
-        <w:t>Study Notes (Tyndale)</w:t>
+        <w:t>Notas de Estudio (Tyndale)</w:t>
       </w:r>
     </w:p>
     <w:p>
@@ -83,6 +92,51 @@
           <w:headerReference w:type="even" r:id="rId8"/>
           <w:headerReference w:type="default" r:id="rId9"/>
           <w:footerReference w:type="default" r:id="rId10"/>
+          <w:footnotePr>
+            <w:numRestart w:val="eachSect"/>
+          </w:footnotePr>
+          <w:type w:val="continuous"/>
+          <w:pgSz w:w="12240" w:h="15840" w:code="1"/>
+          <w:pgMar w:top="1440" w:right="1440" w:bottom="1440" w:left="1440" w:header="504" w:footer="504" w:gutter="0"/>
+          <w:cols w:space="708"/>
+          <w:titlePg/>
+          <w:docGrid w:linePitch="360"/>
+        </w:sectPr>
+      </w:pPr>
+    </w:p>
+    <w:p>
+      <w:r/>
+    </w:p>
+    <w:p>
+      <w:pPr>
+        <w:pStyle w:val="Heading2"/>
+      </w:pPr>
+      <w:r>
+        <w:t>LEV</w:t>
+      </w:r>
+      <w:r/>
+    </w:p>
+    <w:p>
+      <w:r/>
+      <w:r>
+        <w:rPr>
+          <w:i/>
+        </w:rPr>
+        <w:t>Levítico 1:1, Levítico 1:1–7.38, Levítico 1:2–3, Levítico 1:3, Levítico 1:3–17, Levítico 1:4, Levítico 1:5, Levítico 1:6, Levítico 1:8, Levítico 1:9, Levítico 1:10–13, Levítico 1:14–17, Levítico 1:17, Levítico 2:1, Levítico 2:1–16, Levítico 2:2, Levítico 2:3, Levítico 2:4, Levítico 2:5, Levítico 2:7, Levítico 2:11, Levítico 2:12, Levítico 2:13, Levítico 3:1, Levítico 3:1–17, Levítico 3:4, Levítico 3:5, Levítico 3:6–11, Levítico 3:9, Levítico 3:11, Levítico 3:12–16, Levítico 3:17, Levítico 4:1–5.13, Levítico 4:3, Levítico 4:3–21, Levítico 4:5–6, Levítico 4:7, Levítico 4:11–12, Levítico 4:15, Levítico 4:20, Levítico 4:22, Levítico 4:22–35, Levítico 4:23, Levítico 4:24, Levítico 4:25, Levítico 4:27–35, Levítico 5:1, Levítico 5:1–6, Levítico 5:2, Levítico 5:3, Levítico 5:4, Levítico 5:5, Levítico 5:6, Levítico 5:7, Levítico 5:7–13, Levítico 5:11, Levítico 5:13, Levítico 5:14–6:7, Levítico 5:15, Levítico 5:16, Levítico 5:17–19, Levítico 6:2, Levítico 6:5, Levítico 6:7, Levítico 6:8–7.38, Levítico 6:10, Levítico 6:11, Levítico 6:12–13, Levítico 6:16, Levítico 6:17, Levítico 6:18, Levítico 6:19–23, Levítico 6:22, Levítico 6:23, Levítico 6:28, Levítico 6:30, Levítico 7:3–4, Levítico 7:12–15, Levítico 7:15, Levítico 7:16–18, Levítico 7:18, Levítico 7:19–21, Levítico 7:20–21, Levítico 7:22–27, Levítico 7:24, Levítico 7:26–27, Levítico 7:34, Levítico 7:36, Levítico 8:1–36, Levítico 8:2, Levítico 8:4, Levítico 8:6, Levítico 8:7, Levítico 8:8, Levítico 8:9, Levítico 8:10, Levítico 8:13, Levítico 8:14, Levítico 8:15, Levítico 8:18, Levítico 8:22, Levítico 8:23, Levítico 8:29, Levítico 8:30, Levítico 8:31, Levítico 8:34, Levítico 8:35, Levítico 9:1, Levítico 9:2–4, Levítico 9:6, Levítico 9:7, Levítico 9:9, Levítico 9:17, Levítico 9:22, Levítico 9:24, Levítico 10:1, Levítico 10:1–20, Levítico 10:2, Levítico 10:3, Levítico 10:4, Levítico 10:5, Levítico 10:6, Levítico 10:7, Levítico 10:8–10, Levítico 10:11, Levítico 10:12, Levítico 10:13–15, Levítico 10:16–17, Levítico 10:19, Levítico 11:1–15.33, Levítico 11:2–3, Levítico 11:2–8, Levítico 11:5–6, Levítico 11:9, Levítico 11:10, Levítico 11:13–19, Levítico 11:21–22, Levítico 11:24–25, Levítico 11:29–31, Levítico 11:32–40, Levítico 11:36, Levítico 11:37–38, Levítico 11:39–40, Levítico 11:44–45, Levítico 11:45, Levítico 12:1–8, Levítico 12:2, Levítico 12:3, Levítico 12:4, Levítico 12:5, Levítico 12:6, Levítico 12:7, Levítico 12:8, Levítico 13:1–46, Levítico 13:1–14.57, Levítico 13:2, Levítico 13:3, Levítico 13:4–5, Levítico 13:8, Levítico 13:10, Levítico 13:12–13, Levítico 13:24–25, Levítico 13:30, Levítico 13:38–39, Levítico 13:42, Levítico 13:45, Levítico 13:46, Levítico 13:47, Levítico 13:47–59, Levítico 14:1–32, Levítico 14:4, Levítico 14:5–7, Levítico 14:7, Levítico 14:12, Levítico 14:14, Levítico 14:15–17, Levítico 14:19, Levítico 14:20, Levítico 14:21–32, Levítico 14:33–53, Levítico 14:34, Levítico 14:36, Levítico 14:37, Levítico 14:54–57, Levítico 15:1–33, Levítico 15:2, Levítico 15:13–15, Levítico 15:16–17, Levítico 15:18, Levítico 15:19–23, Levítico 15:24, Levítico 15:25–29, Levítico 15:32–33, Levítico 16:1–34, Levítico 16:2, Levítico 16:4, Levítico 16:6, Levítico 16:8, Levítico 16:16, Levítico 16:23–24, Levítico 16:27, Levítico 16:29, Levítico 16:31, Levítico 17:1–26.46, Levítico 17:3–9, Levítico 17:4, Levítico 17:7, Levítico 17:11, Levítico 17:13, Levítico 17:15–16, Levítico 18:1–20.27, Levítico 18:2, Levítico 18:4–5, Levítico 18:6–7, Levítico 18:7, Levítico 18:7–8, Levítico 18:9, Levítico 18:12–13, Levítico 18:14, Levítico 18:15, Levítico 18:16, Levítico 18:17, Levítico 18:18, Levítico 18:20, Levítico 18:21, Levítico 18:22, Levítico 18:23, Levítico 18:24–25, Levítico 18:28, Levítico 19:2, Levítico 19:3, Levítico 19:9–10, Levítico 19:11, Levítico 19:12, Levítico 19:13, Levítico 19:14, Levítico 19:15, Levítico 19:16, Levítico 19:17, Levítico 19:18, Levítico 19:19, Levítico 19:20–22, Levítico 19:23–25, Levítico 19:26, Levítico 19:27, Levítico 19:28, Levítico 19:29, Levítico 19:30, Levítico 19:31, Levítico 19:32, Levítico 19:33–34, Levítico 19:35–36, Levítico 20:2, Levítico 20:9, Levítico 20:9–27, Levítico 20:10, Levítico 20:11, Levítico 20:17, Levítico 20:20–21, Levítico 20:24, Levítico 21:1–4, Levítico 21:1–22.33, Levítico 21:5, Levítico 21:6, Levítico 21:7, Levítico 21:10–15, Levítico 21:22, Levítico 22:2–6, Levítico 22:5, Levítico 22:9, Levítico 22:11, Levítico 22:14–16, Levítico 22:15, Levítico 22:18, Levítico 22:21, Levítico 22:23, Levítico 22:27, Levítico 22:28, Levítico 23:2, Levítico 23:5, Levítico 23:5–8, Levítico 23:6, Levítico 23:10–14, Levítico 23:11, Levítico 23:14, Levítico 23:15–21, Levítico 23:18, Levítico 23:24, Levítico 23:27, Levítico 23:29–30, Levítico 23:34–43, Levítico 23:39, Levítico 23:43, Levítico 24:5, Levítico 24:7, Levítico 24:10–23, Levítico 24:11, Levítico 24:14, Levítico 24:17, Levítico 24:20, Levítico 24:22, Levítico 25:1–55, Levítico 25:2–7, Levítico 25:4, Levítico 25:8–17, Levítico 25:10, Levítico 25:11–12, Levítico 25:15–16, Levítico 25:23, Levítico 25:25, Levítico 25:29–31, Levítico 25:32–34, Levítico 25:35, Levítico 25:36–37, Levítico 25:38, Levítico 25:40, Levítico 25:42, Levítico 25:43, Levítico 25:44–46, Levítico 25:47–55, Levítico 26:1, Levítico 26:3, Levítico 26:3–39, Levítico 26:5, Levítico 26:7, Levítico 26:9, Levítico 26:12, Levítico 26:13, Levítico 26:14–39, Levítico 26:18, Levítico 26:19–20, Levítico 26:29, Levítico 26:30, Levítico 26:34, Levítico 26:36–39, Levítico 26:40–45, Levítico 26:41, Levítico 26:42, Levítico 27:1–34, Levítico 27:2, Levítico 27:3–7, Levítico 27:8, Levítico 27:9–10, Levítico 27:11–13, Levítico 27:14–15, Levítico 27:16–21, Levítico 27:21, Levítico 27:25, Levítico 27:26, Levítico 27:28, Levítico 27:29, Levítico 27:30, Levítico 27:31, Levítico 27:32, Levítico 27:34</w:t>
+      </w:r>
+      <w:r/>
+    </w:p>
+    <w:p>
+      <w:r/>
+      <w:r>
+        <w:t xml:space="preserve"> </w:t>
+      </w:r>
+      <w:r/>
+      <w:r/>
+    </w:p>
+    <w:p>
+      <w:pPr>
+        <w:sectPr>
           <w:footnotePr>
             <w:numRestart w:val="eachSect"/>
           </w:footnotePr>

--- a/spa/docx/03.content.docx
+++ b/spa/docx/03.content.docx
@@ -163,13 +163,6 @@
         <w:rPr>
           <w:lang w:val="es_ES" w:bidi="es_ES"/>
         </w:rPr>
-      </w:r>
-      <w:r>
-        <w:rPr>
-          <w:i/>
-          <w:lang w:val="es_ES" w:bidi="es_ES"/>
-        </w:rPr>
-        <w:t>Levítico 1:1, Levítico 1:1–7.38, Levítico 1:2–3, Levítico 1:3, Levítico 1:3–17, Levítico 1:4, Levítico 1:5, Levítico 1:6, Levítico 1:8, Levítico 1:9, Levítico 1:10–13, Levítico 1:14–17, Levítico 1:17, Levítico 2:1, Levítico 2:1–16, Levítico 2:2, Levítico 2:3, Levítico 2:4, Levítico 2:5, Levítico 2:7, Levítico 2:11, Levítico 2:12, Levítico 2:13, Levítico 3:1, Levítico 3:1–17, Levítico 3:4, Levítico 3:5, Levítico 3:6–11, Levítico 3:9, Levítico 3:11, Levítico 3:12–16, Levítico 3:17, Levítico 4:1–5.13, Levítico 4:3, Levítico 4:3–21, Levítico 4:5–6, Levítico 4:7, Levítico 4:11–12, Levítico 4:15, Levítico 4:20, Levítico 4:22, Levítico 4:22–35, Levítico 4:23, Levítico 4:24, Levítico 4:25, Levítico 4:27–35, Levítico 5:1, Levítico 5:1–6, Levítico 5:2, Levítico 5:3, Levítico 5:4, Levítico 5:5, Levítico 5:6, Levítico 5:7, Levítico 5:7–13, Levítico 5:11, Levítico 5:13, Levítico 5:14–6:7, Levítico 5:15, Levítico 5:16, Levítico 5:17–19, Levítico 6:2, Levítico 6:5, Levítico 6:7, Levítico 6:8–7.38, Levítico 6:10, Levítico 6:11, Levítico 6:12–13, Levítico 6:16, Levítico 6:17, Levítico 6:18, Levítico 6:19–23, Levítico 6:22, Levítico 6:23, Levítico 6:28, Levítico 6:30, Levítico 7:3–4, Levítico 7:12–15, Levítico 7:15, Levítico 7:16–18, Levítico 7:18, Levítico 7:19–21, Levítico 7:20–21, Levítico 7:22–27, Levítico 7:24, Levítico 7:26–27, Levítico 7:34, Levítico 7:36, Levítico 8:1–36, Levítico 8:2, Levítico 8:4, Levítico 8:6, Levítico 8:7, Levítico 8:8, Levítico 8:9, Levítico 8:10, Levítico 8:13, Levítico 8:14, Levítico 8:15, Levítico 8:18, Levítico 8:22, Levítico 8:23, Levítico 8:29, Levítico 8:30, Levítico 8:31, Levítico 8:34, Levítico 8:35, Levítico 9:1, Levítico 9:2–4, Levítico 9:6, Levítico 9:7, Levítico 9:9, Levítico 9:17, Levítico 9:22, Levítico 9:24, Levítico 10:1, Levítico 10:1–20, Levítico 10:2, Levítico 10:3, Levítico 10:4, Levítico 10:5, Levítico 10:6, Levítico 10:7, Levítico 10:8–10, Levítico 10:11, Levítico 10:12, Levítico 10:13–15, Levítico 10:16–17, Levítico 10:19, Levítico 11:1–15.33, Levítico 11:2–3, Levítico 11:2–8, Levítico 11:5–6, Levítico 11:9, Levítico 11:10, Levítico 11:13–19, Levítico 11:21–22, Levítico 11:24–25, Levítico 11:29–31, Levítico 11:32–40, Levítico 11:36, Levítico 11:37–38, Levítico 11:39–40, Levítico 11:44–45, Levítico 11:45, Levítico 12:1–8, Levítico 12:2, Levítico 12:3, Levítico 12:4, Levítico 12:5, Levítico 12:6, Levítico 12:7, Levítico 12:8, Levítico 13:1–46, Levítico 13:1–14.57, Levítico 13:2, Levítico 13:3, Levítico 13:4–5, Levítico 13:8, Levítico 13:10, Levítico 13:12–13, Levítico 13:24–25, Levítico 13:30, Levítico 13:38–39, Levítico 13:42, Levítico 13:45, Levítico 13:46, Levítico 13:47, Levítico 13:47–59, Levítico 14:1–32, Levítico 14:4, Levítico 14:5–7, Levítico 14:7, Levítico 14:12, Levítico 14:14, Levítico 14:15–17, Levítico 14:19, Levítico 14:20, Levítico 14:21–32, Levítico 14:33–53, Levítico 14:34, Levítico 14:36, Levítico 14:37, Levítico 14:54–57, Levítico 15:1–33, Levítico 15:2, Levítico 15:13–15, Levítico 15:16–17, Levítico 15:18, Levítico 15:19–23, Levítico 15:24, Levítico 15:25–29, Levítico 15:32–33, Levítico 16:1–34, Levítico 16:2, Levítico 16:4, Levítico 16:6, Levítico 16:8, Levítico 16:16, Levítico 16:23–24, Levítico 16:27, Levítico 16:29, Levítico 16:31, Levítico 17:1–26.46, Levítico 17:3–9, Levítico 17:4, Levítico 17:7, Levítico 17:11, Levítico 17:13, Levítico 17:15–16, Levítico 18:1–20.27, Levítico 18:2, Levítico 18:4–5, Levítico 18:6–7, Levítico 18:7, Levítico 18:7–8, Levítico 18:9, Levítico 18:12–13, Levítico 18:14, Levítico 18:15, Levítico 18:16, Levítico 18:17, Levítico 18:18, Levítico 18:20, Levítico 18:21, Levítico 18:22, Levítico 18:23, Levítico 18:24–25, Levítico 18:28, Levítico 19:2, Levítico 19:3, Levítico 19:9–10, Levítico 19:11, Levítico 19:12, Levítico 19:13, Levítico 19:14, Levítico 19:15, Levítico 19:16, Levítico 19:17, Levítico 19:18, Levítico 19:19, Levítico 19:20–22, Levítico 19:23–25, Levítico 19:26, Levítico 19:27, Levítico 19:28, Levítico 19:29, Levítico 19:30, Levítico 19:31, Levítico 19:32, Levítico 19:33–34, Levítico 19:35–36, Levítico 20:2, Levítico 20:9, Levítico 20:9–27, Levítico 20:10, Levítico 20:11, Levítico 20:17, Levítico 20:20–21, Levítico 20:24, Levítico 21:1–4, Levítico 21:1–22.33, Levítico 21:5, Levítico 21:6, Levítico 21:7, Levítico 21:10–15, Levítico 21:22, Levítico 22:2–6, Levítico 22:5, Levítico 22:9, Levítico 22:11, Levítico 22:14–16, Levítico 22:15, Levítico 22:18, Levítico 22:21, Levítico 22:23, Levítico 22:27, Levítico 22:28, Levítico 23:2, Levítico 23:5, Levítico 23:5–8, Levítico 23:6, Levítico 23:10–14, Levítico 23:11, Levítico 23:14, Levítico 23:15–21, Levítico 23:18, Levítico 23:24, Levítico 23:27, Levítico 23:29–30, Levítico 23:34–43, Levítico 23:39, Levítico 23:43, Levítico 24:5, Levítico 24:7, Levítico 24:10–23, Levítico 24:11, Levítico 24:14, Levítico 24:17, Levítico 24:20, Levítico 24:22, Levítico 25:1–55, Levítico 25:2–7, Levítico 25:4, Levítico 25:8–17, Levítico 25:10, Levítico 25:11–12, Levítico 25:15–16, Levítico 25:23, Levítico 25:25, Levítico 25:29–31, Levítico 25:32–34, Levítico 25:35, Levítico 25:36–37, Levítico 25:38, Levítico 25:40, Levítico 25:42, Levítico 25:43, Levítico 25:44–46, Levítico 25:47–55, Levítico 26:1, Levítico 26:3, Levítico 26:3–39, Levítico 26:5, Levítico 26:7, Levítico 26:9, Levítico 26:12, Levítico 26:13, Levítico 26:14–39, Levítico 26:18, Levítico 26:19–20, Levítico 26:29, Levítico 26:30, Levítico 26:34, Levítico 26:36–39, Levítico 26:40–45, Levítico 26:41, Levítico 26:42, Levítico 27:1–34, Levítico 27:2, Levítico 27:3–7, Levítico 27:8, Levítico 27:9–10, Levítico 27:11–13, Levítico 27:14–15, Levítico 27:16–21, Levítico 27:21, Levítico 27:25, Levítico 27:26, Levítico 27:28, Levítico 27:29, Levítico 27:30, Levítico 27:31, Levítico 27:32, Levítico 27:34</w:t>
       </w:r>
       <w:r>
         <w:rPr>

--- a/spa/docx/03.content.docx
+++ b/spa/docx/03.content.docx
@@ -150,19 +150,6 @@
           <w:lang w:val="es_ES" w:bidi="es_ES"/>
         </w:rPr>
         <w:t>LEV</w:t>
-      </w:r>
-      <w:r>
-        <w:rPr>
-          <w:lang w:val="es_ES" w:bidi="es_ES"/>
-        </w:rPr>
-      </w:r>
-    </w:p>
-    <w:p>
-      <w:pPr/>
-      <w:r>
-        <w:rPr>
-          <w:lang w:val="es_ES" w:bidi="es_ES"/>
-        </w:rPr>
       </w:r>
       <w:r>
         <w:rPr>

--- a/spa/docx/03.content.docx
+++ b/spa/docx/03.content.docx
@@ -19,7 +19,7 @@
         <w:rPr>
           <w:lang w:val="es_ES" w:bidi="es_ES"/>
         </w:rPr>
-        <w:t>Resource: Notas de Estudio (Tyndale)</w:t>
+        <w:t>Resource: Tyndale Open Study Notes</w:t>
       </w:r>
       <w:r>
         <w:rPr>
@@ -112,7 +112,7 @@
         <w:rPr>
           <w:lang w:val="es_ES" w:bidi="es_ES"/>
         </w:rPr>
-        <w:t>Notas de Estudio (Tyndale)</w:t>
+        <w:t>Tyndale Open Study Notes</w:t>
       </w:r>
     </w:p>
     <w:p>

--- a/spa/docx/03.content.docx
+++ b/spa/docx/03.content.docx
@@ -19,7 +19,7 @@
         <w:rPr>
           <w:lang w:val="es_ES" w:bidi="es_ES"/>
         </w:rPr>
-        <w:t>Resource: Tyndale Open Study Notes</w:t>
+        <w:t>Resource: Aquifer Open Study Notes</w:t>
       </w:r>
       <w:r>
         <w:rPr>
@@ -112,7 +112,7 @@
         <w:rPr>
           <w:lang w:val="es_ES" w:bidi="es_ES"/>
         </w:rPr>
-        <w:t>Tyndale Open Study Notes</w:t>
+        <w:t>Aquifer Open Study Notes</w:t>
       </w:r>
     </w:p>
     <w:p>
